--- a/pract-9-awdf-24cs047.docx
+++ b/pract-9-awdf-24cs047.docx
@@ -3101,22 +3101,8 @@
             <w:pPr>
               <w:jc w:val="left"/>
             </w:pPr>
-            <w:r/>
             <w:r>
-              <w:rPr>
-                <w:rFonts w:ascii="Times New Roman" w:hAnsi="Times New Roman"/>
-                <w:b/>
-                <w:sz w:val="22"/>
-              </w:rPr>
-              <w:t xml:space="preserve">GitHub Link Repository Link: </w:t>
-            </w:r>
-            <w:r>
-              <w:rPr>
-                <w:rFonts w:ascii="Times New Roman" w:hAnsi="Times New Roman"/>
-                <w:b/>
-                <w:sz w:val="22"/>
-              </w:rPr>
-              <w:t>https://github.com/24CS047Manav/Awdf_Practica_9</w:t>
+              <w:t>GitHub Link Repository Link: https://github.com/24CS047Manav/Awdf_Practica_9</w:t>
             </w:r>
           </w:p>
         </w:tc>

--- a/pract-9-awdf-24cs047.docx
+++ b/pract-9-awdf-24cs047.docx
@@ -68,6 +68,7 @@
         </w:tblPrEx>
         <w:trPr>
           <w:trHeight w:val="285" w:hRule="atLeast"/>
+          <w:cantSplit/>
         </w:trPr>
         <w:tc>
           <w:tcPr>
@@ -88,6 +89,7 @@
           <w:p>
             <w:pPr>
               <w:spacing w:after="0" w:line="240" w:lineRule="auto"/>
+              <w:jc w:val="left"/>
               <w:rPr>
                 <w:rFonts w:ascii="Times New Roman" w:hAnsi="Times New Roman" w:eastAsia="Times New Roman" w:cs="Times New Roman"/>
                 <w:color w:val="000000"/>
@@ -125,6 +127,7 @@
           <w:p>
             <w:pPr>
               <w:spacing w:after="0" w:line="240" w:lineRule="auto"/>
+              <w:jc w:val="left"/>
               <w:rPr>
                 <w:rFonts w:hint="default" w:ascii="Times New Roman" w:hAnsi="Times New Roman" w:eastAsia="Times New Roman" w:cs="Times New Roman"/>
                 <w:b/>
@@ -172,6 +175,7 @@
           <w:p>
             <w:pPr>
               <w:spacing w:after="0" w:line="240" w:lineRule="auto"/>
+              <w:jc w:val="left"/>
               <w:rPr>
                 <w:rFonts w:ascii="Times New Roman" w:hAnsi="Times New Roman" w:eastAsia="Times New Roman" w:cs="Times New Roman"/>
                 <w:sz w:val="24"/>
@@ -208,6 +212,7 @@
           <w:p>
             <w:pPr>
               <w:spacing w:after="0" w:line="240" w:lineRule="auto"/>
+              <w:jc w:val="left"/>
               <w:rPr>
                 <w:rFonts w:hint="default" w:ascii="Times New Roman" w:hAnsi="Times New Roman" w:eastAsia="Times New Roman" w:cs="Times New Roman"/>
                 <w:b/>
@@ -248,6 +253,7 @@
         </w:tblPrEx>
         <w:trPr>
           <w:trHeight w:val="285" w:hRule="atLeast"/>
+          <w:cantSplit/>
         </w:trPr>
         <w:tc>
           <w:tcPr>
@@ -268,6 +274,7 @@
           <w:p>
             <w:pPr>
               <w:spacing w:after="0" w:line="240" w:lineRule="auto"/>
+              <w:jc w:val="left"/>
               <w:rPr>
                 <w:rFonts w:ascii="Times New Roman" w:hAnsi="Times New Roman" w:eastAsia="Times New Roman" w:cs="Times New Roman"/>
                 <w:sz w:val="24"/>
@@ -283,7 +290,7 @@
                 <w:sz w:val="24"/>
                 <w:szCs w:val="24"/>
               </w:rPr>
-              <w:t>Subject code &amp; Name :</w:t>
+              <w:t>Subject code &amp; Name :</w:t>
             </w:r>
           </w:p>
         </w:tc>
@@ -306,6 +313,7 @@
           <w:p>
             <w:pPr>
               <w:spacing w:after="0" w:line="240" w:lineRule="auto"/>
+              <w:jc w:val="left"/>
               <w:rPr>
                 <w:rFonts w:ascii="Times New Roman" w:hAnsi="Times New Roman" w:eastAsia="Times New Roman" w:cs="Times New Roman"/>
                 <w:b/>
@@ -315,7 +323,7 @@
             </w:pPr>
             <w:r>
               <w:rPr>
-                <w:rFonts w:ascii="Cambria" w:hAnsi="Cambria" w:eastAsia="Cambria" w:cs="Cambria"/>
+                <w:rFonts w:ascii="Times New Roman" w:hAnsi="Times New Roman" w:eastAsia="Cambria" w:cs="Cambria"/>
                 <w:b/>
                 <w:sz w:val="18"/>
                 <w:szCs w:val="18"/>
@@ -324,7 +332,7 @@
             </w:r>
             <w:r>
               <w:rPr>
-                <w:rFonts w:ascii="Cambria" w:hAnsi="Cambria" w:eastAsia="Cambria" w:cs="Cambria"/>
+                <w:rFonts w:ascii="Times New Roman" w:hAnsi="Times New Roman" w:eastAsia="Cambria" w:cs="Cambria"/>
                 <w:b/>
                 <w:color w:val="000000"/>
                 <w:sz w:val="18"/>
@@ -362,6 +370,7 @@
           <w:p>
             <w:pPr>
               <w:spacing w:after="0" w:line="240" w:lineRule="auto"/>
+              <w:jc w:val="left"/>
               <w:rPr>
                 <w:rFonts w:ascii="Times New Roman" w:hAnsi="Times New Roman" w:eastAsia="Times New Roman" w:cs="Times New Roman"/>
                 <w:sz w:val="24"/>
@@ -396,7 +405,7 @@
           </w:tcPr>
           <w:p>
             <w:pPr>
-              <w:jc w:val="center"/>
+              <w:jc w:val="left"/>
             </w:pPr>
             <w:r>
               <w:rPr>
@@ -426,6 +435,7 @@
           <w:p>
             <w:pPr>
               <w:spacing w:after="0" w:line="240" w:lineRule="auto"/>
+              <w:jc w:val="left"/>
               <w:rPr>
                 <w:rFonts w:ascii="Times New Roman" w:hAnsi="Times New Roman" w:eastAsia="Times New Roman" w:cs="Times New Roman"/>
                 <w:sz w:val="24"/>
@@ -462,6 +472,7 @@
           <w:p>
             <w:pPr>
               <w:spacing w:after="0" w:line="240" w:lineRule="auto"/>
+              <w:jc w:val="left"/>
               <w:rPr>
                 <w:rFonts w:ascii="Times New Roman" w:hAnsi="Times New Roman" w:eastAsia="Times New Roman" w:cs="Times New Roman"/>
                 <w:sz w:val="24"/>
@@ -498,6 +509,7 @@
           <w:p>
             <w:pPr>
               <w:spacing w:after="0" w:line="240" w:lineRule="auto"/>
+              <w:jc w:val="left"/>
               <w:rPr>
                 <w:rFonts w:ascii="Times New Roman" w:hAnsi="Times New Roman" w:eastAsia="Times New Roman" w:cs="Times New Roman"/>
                 <w:b/>
@@ -575,6 +587,7 @@
         </w:tblPrEx>
         <w:trPr>
           <w:trHeight w:val="240" w:hRule="atLeast"/>
+          <w:cantSplit/>
         </w:trPr>
         <w:tc>
           <w:tcPr>
@@ -583,9 +596,16 @@
           </w:tcPr>
           <w:p>
             <w:pPr>
+              <w:spacing w:before="80" w:after="80"/>
               <w:jc w:val="center"/>
             </w:pPr>
-            <w:r/>
+            <w:r>
+              <w:rPr>
+                <w:rFonts w:ascii="Times New Roman" w:hAnsi="Times New Roman"/>
+                <w:b/>
+                <w:sz w:val="24"/>
+              </w:rPr>
+            </w:r>
             <w:r>
               <w:rPr>
                 <w:rFonts w:ascii="Times New Roman" w:hAnsi="Times New Roman"/>
@@ -616,6 +636,7 @@
         </w:tblPrEx>
         <w:trPr>
           <w:trHeight w:val="270" w:hRule="atLeast"/>
+          <w:cantSplit/>
         </w:trPr>
         <w:tc>
           <w:tcPr>
@@ -623,14 +644,21 @@
           </w:tcPr>
           <w:p>
             <w:pPr>
+              <w:spacing w:before="80" w:after="80"/>
               <w:jc w:val="center"/>
             </w:pPr>
-            <w:r/>
             <w:r>
               <w:rPr>
                 <w:rFonts w:ascii="Times New Roman" w:hAnsi="Times New Roman"/>
                 <w:b/>
-                <w:sz w:val="24"/>
+                <w:sz w:val="22"/>
+              </w:rPr>
+            </w:r>
+            <w:r>
+              <w:rPr>
+                <w:rFonts w:ascii="Times New Roman" w:hAnsi="Times New Roman"/>
+                <w:b/>
+                <w:sz w:val="22"/>
               </w:rPr>
               <w:t>Aim</w:t>
             </w:r>
@@ -656,6 +684,7 @@
         </w:tblPrEx>
         <w:trPr>
           <w:trHeight w:val="611" w:hRule="atLeast"/>
+          <w:cantSplit/>
         </w:trPr>
         <w:tc>
           <w:tcPr>
@@ -663,13 +692,19 @@
           </w:tcPr>
           <w:p>
             <w:pPr>
-              <w:jc w:val="both"/>
+              <w:spacing w:before="80" w:after="80" w:line="276" w:lineRule="auto"/>
+              <w:jc w:val="left"/>
             </w:pPr>
-            <w:r/>
             <w:r>
               <w:rPr>
                 <w:rFonts w:ascii="Times New Roman" w:hAnsi="Times New Roman"/>
-                <w:sz w:val="22"/>
+                <w:sz w:val="21"/>
+              </w:rPr>
+            </w:r>
+            <w:r>
+              <w:rPr>
+                <w:rFonts w:ascii="Times New Roman" w:hAnsi="Times New Roman"/>
+                <w:sz w:val="21"/>
               </w:rPr>
               <w:t>To implement server-side in-memory caching using node-cache, establish automated cache invalidation logic across write operations (POST, PUT, DELETE), cache single-task endpoints independently, expose hit/miss debug metrics, and measure the empirical impact on API response time.</w:t>
             </w:r>
@@ -702,20 +737,29 @@
           </w:tcPr>
           <w:p>
             <w:pPr>
+              <w:spacing w:before="80" w:after="80"/>
               <w:jc w:val="center"/>
             </w:pPr>
-            <w:r/>
             <w:r>
               <w:rPr>
                 <w:rFonts w:ascii="Times New Roman" w:hAnsi="Times New Roman"/>
                 <w:b/>
-                <w:sz w:val="24"/>
+                <w:sz w:val="22"/>
+              </w:rPr>
+            </w:r>
+            <w:r>
+              <w:rPr>
+                <w:rFonts w:ascii="Times New Roman" w:hAnsi="Times New Roman"/>
+                <w:b/>
+                <w:sz w:val="22"/>
               </w:rPr>
               <w:t>Code</w:t>
             </w:r>
           </w:p>
           <w:p>
             <w:pPr>
+              <w:keepNext/>
+              <w:spacing w:before="160" w:after="40"/>
               <w:jc w:val="left"/>
             </w:pPr>
             <w:r>
@@ -730,12 +774,13 @@
           </w:p>
           <w:p>
             <w:pPr>
+              <w:spacing w:before="0" w:after="40" w:line="252" w:lineRule="auto"/>
               <w:jc w:val="left"/>
             </w:pPr>
             <w:r>
               <w:rPr>
                 <w:rFonts w:ascii="Consolas" w:hAnsi="Consolas"/>
-                <w:sz w:val="17"/>
+                <w:sz w:val="19"/>
               </w:rPr>
               <w:t>const NodeCache = require('node-cache');</w:t>
               <w:br/>
@@ -956,6 +1001,8 @@
           </w:p>
           <w:p>
             <w:pPr>
+              <w:keepNext/>
+              <w:spacing w:before="160" w:after="40"/>
               <w:jc w:val="left"/>
             </w:pPr>
             <w:r>
@@ -970,12 +1017,13 @@
           </w:p>
           <w:p>
             <w:pPr>
+              <w:spacing w:before="0" w:after="40" w:line="252" w:lineRule="auto"/>
               <w:jc w:val="left"/>
             </w:pPr>
             <w:r>
               <w:rPr>
                 <w:rFonts w:ascii="Consolas" w:hAnsi="Consolas"/>
-                <w:sz w:val="17"/>
+                <w:sz w:val="19"/>
               </w:rPr>
               <w:t>/**</w:t>
               <w:br/>
@@ -2012,6 +2060,8 @@
           </w:p>
           <w:p>
             <w:pPr>
+              <w:keepNext/>
+              <w:spacing w:before="160" w:after="40"/>
               <w:jc w:val="left"/>
             </w:pPr>
             <w:r>
@@ -2026,12 +2076,13 @@
           </w:p>
           <w:p>
             <w:pPr>
+              <w:spacing w:before="0" w:after="40" w:line="252" w:lineRule="auto"/>
               <w:jc w:val="left"/>
             </w:pPr>
             <w:r>
               <w:rPr>
                 <w:rFonts w:ascii="Consolas" w:hAnsi="Consolas"/>
-                <w:sz w:val="17"/>
+                <w:sz w:val="19"/>
               </w:rPr>
               <w:t>/**</w:t>
               <w:br/>
@@ -2688,6 +2739,8 @@
           </w:p>
           <w:p>
             <w:pPr>
+              <w:keepNext/>
+              <w:spacing w:before="160" w:after="40"/>
               <w:jc w:val="left"/>
             </w:pPr>
             <w:r>
@@ -2702,12 +2755,13 @@
           </w:p>
           <w:p>
             <w:pPr>
+              <w:spacing w:before="0" w:after="40" w:line="252" w:lineRule="auto"/>
               <w:jc w:val="left"/>
             </w:pPr>
             <w:r>
               <w:rPr>
                 <w:rFonts w:ascii="Consolas" w:hAnsi="Consolas"/>
-                <w:sz w:val="17"/>
+                <w:sz w:val="19"/>
               </w:rPr>
               <w:t>/**</w:t>
               <w:br/>
@@ -3091,6 +3145,7 @@
         </w:tblPrEx>
         <w:trPr>
           <w:trHeight w:val="92" w:hRule="atLeast"/>
+          <w:cantSplit/>
         </w:trPr>
         <w:tc>
           <w:tcPr>
@@ -3099,10 +3154,26 @@
           </w:tcPr>
           <w:p>
             <w:pPr>
+              <w:spacing w:before="80" w:after="80"/>
               <w:jc w:val="left"/>
             </w:pPr>
+            <w:r/>
             <w:r>
-              <w:t>GitHub Link Repository Link: https://github.com/24CS047Manav/Awdf_Practica_9</w:t>
+              <w:rPr>
+                <w:rFonts w:ascii="Times New Roman" w:hAnsi="Times New Roman"/>
+                <w:b/>
+                <w:sz w:val="21"/>
+              </w:rPr>
+              <w:t xml:space="preserve">GitHub Repository Link: </w:t>
+            </w:r>
+            <w:r>
+              <w:rPr>
+                <w:rFonts w:ascii="Times New Roman" w:hAnsi="Times New Roman"/>
+                <w:color w:val="003399"/>
+                <w:sz w:val="21"/>
+                <w:u w:val="single"/>
+              </w:rPr>
+              <w:t>https://github.com/24CS047Manav/Awdf_Practica_9</w:t>
             </w:r>
           </w:p>
         </w:tc>
@@ -3126,6 +3197,7 @@
         </w:tblPrEx>
         <w:trPr>
           <w:trHeight w:val="73" w:hRule="atLeast"/>
+          <w:cantSplit/>
         </w:trPr>
         <w:tc>
           <w:tcPr>
@@ -3133,14 +3205,22 @@
           </w:tcPr>
           <w:p>
             <w:pPr>
+              <w:keepNext/>
+              <w:spacing w:before="80" w:after="80"/>
               <w:jc w:val="center"/>
             </w:pPr>
-            <w:r/>
             <w:r>
               <w:rPr>
                 <w:rFonts w:ascii="Times New Roman" w:hAnsi="Times New Roman"/>
                 <w:b/>
-                <w:sz w:val="24"/>
+                <w:sz w:val="22"/>
+              </w:rPr>
+            </w:r>
+            <w:r>
+              <w:rPr>
+                <w:rFonts w:ascii="Times New Roman" w:hAnsi="Times New Roman"/>
+                <w:b/>
+                <w:sz w:val="22"/>
               </w:rPr>
               <w:t>Output</w:t>
             </w:r>
@@ -3172,197 +3252,211 @@
             <w:tcW w:w="10530" w:type="dxa"/>
           </w:tcPr>
           <w:p>
+            <w:pPr>
+              <w:spacing w:before="0" w:after="0" w:line="40" w:lineRule="exact"/>
+            </w:pPr>
             <w:r/>
           </w:p>
           <w:p>
             <w:pPr>
-              <w:jc w:val="both"/>
+              <w:keepLines/>
+              <w:spacing w:line="276" w:lineRule="auto" w:before="120" w:after="120"/>
+              <w:jc w:val="left"/>
             </w:pPr>
+            <w:r/>
             <w:r>
               <w:rPr>
                 <w:rFonts w:ascii="Times New Roman" w:hAnsi="Times New Roman"/>
                 <w:b/>
                 <w:sz w:val="22"/>
               </w:rPr>
-              <w:br/>
               <w:t>1. In-Memory Caching Architecture with node-cache (Step 1 &amp; 2):</w:t>
               <w:br/>
             </w:r>
             <w:r>
               <w:rPr>
                 <w:rFonts w:ascii="Times New Roman" w:hAnsi="Times New Roman"/>
-                <w:sz w:val="22"/>
+                <w:b w:val="0"/>
+                <w:sz w:val="21"/>
               </w:rPr>
               <w:t>Implemented an in-memory caching service (services/cacheService.js) using the node-cache package with a default time-to-live of 60 seconds (stdTTL: 60) and automatic periodic sweeps (checkperiod: 120). Unfiltered task queries are stored in memory, eliminating redundant network hops and disk I/O on MongoDB Atlas.</w:t>
             </w:r>
           </w:p>
           <w:p>
             <w:pPr>
-              <w:jc w:val="both"/>
+              <w:keepLines/>
+              <w:spacing w:line="276" w:lineRule="auto" w:before="120" w:after="120"/>
+              <w:jc w:val="left"/>
             </w:pPr>
+            <w:r/>
             <w:r>
               <w:rPr>
                 <w:rFonts w:ascii="Times New Roman" w:hAnsi="Times New Roman"/>
                 <w:b/>
                 <w:sz w:val="22"/>
               </w:rPr>
-              <w:br/>
               <w:t>2. Cache Interception &amp; Response Headers on GET /tasks (Step 3):</w:t>
               <w:br/>
             </w:r>
             <w:r>
               <w:rPr>
                 <w:rFonts w:ascii="Times New Roman" w:hAnsi="Times New Roman"/>
-                <w:sz w:val="22"/>
+                <w:b w:val="0"/>
+                <w:sz w:val="21"/>
               </w:rPr>
               <w:t>When a GET /tasks request arrives, the server checks the cache first. If a match is found, it immediately returns the cached JSON with headers "X-Cache: HIT" and "X-Response-Time-Source: Memory (node-cache)". On a cache miss, it queries MongoDB Atlas, stores the result in node-cache, and returns with "X-Cache: MISS".</w:t>
             </w:r>
           </w:p>
           <w:p>
             <w:pPr>
-              <w:jc w:val="both"/>
+              <w:keepLines/>
+              <w:spacing w:line="276" w:lineRule="auto" w:before="120" w:after="120"/>
+              <w:jc w:val="left"/>
             </w:pPr>
+            <w:r/>
             <w:r>
               <w:rPr>
                 <w:rFonts w:ascii="Times New Roman" w:hAnsi="Times New Roman"/>
                 <w:b/>
                 <w:sz w:val="22"/>
               </w:rPr>
-              <w:br/>
               <w:t>3. Automated Cache Invalidation on Mutations (Step 4):</w:t>
               <w:br/>
             </w:r>
             <w:r>
               <w:rPr>
                 <w:rFonts w:ascii="Times New Roman" w:hAnsi="Times New Roman"/>
-                <w:sz w:val="22"/>
+                <w:b w:val="0"/>
+                <w:sz w:val="21"/>
               </w:rPr>
               <w:t>To ensure strict data correctness, write operations (POST /tasks, PUT /tasks/:id, DELETE /tasks/:id) automatically invoke invalidateTasksCache(). This evicts the collection key as well as the individual task document key, preventing stale data from being served after mutations.</w:t>
             </w:r>
           </w:p>
           <w:p>
             <w:pPr>
-              <w:jc w:val="both"/>
+              <w:keepLines/>
+              <w:spacing w:line="276" w:lineRule="auto" w:before="120" w:after="120"/>
+              <w:jc w:val="left"/>
             </w:pPr>
+            <w:r/>
             <w:r>
               <w:rPr>
                 <w:rFonts w:ascii="Times New Roman" w:hAnsi="Times New Roman"/>
                 <w:b/>
                 <w:sz w:val="22"/>
               </w:rPr>
-              <w:br/>
               <w:t>4. Supplementary Problem 1 - Independent Single-Task Caching (GET /tasks/:id):</w:t>
               <w:br/>
             </w:r>
             <w:r>
               <w:rPr>
                 <w:rFonts w:ascii="Times New Roman" w:hAnsi="Times New Roman"/>
-                <w:sz w:val="22"/>
+                <w:b w:val="0"/>
+                <w:sz w:val="21"/>
               </w:rPr>
               <w:t>Cached the single-task endpoint under dedicated keys (task_${id}) with a 60-second TTL. If a specific task is updated or deleted, only that task key and the collection key are evicted.</w:t>
             </w:r>
           </w:p>
           <w:p>
             <w:pPr>
-              <w:jc w:val="both"/>
+              <w:keepLines/>
+              <w:spacing w:line="276" w:lineRule="auto" w:before="120" w:after="120"/>
+              <w:jc w:val="left"/>
             </w:pPr>
+            <w:r/>
             <w:r>
               <w:rPr>
                 <w:rFonts w:ascii="Times New Roman" w:hAnsi="Times New Roman"/>
                 <w:b/>
                 <w:sz w:val="22"/>
               </w:rPr>
-              <w:br/>
               <w:t>5. Supplementary Problem 2 - Cache Hit/Miss Debug &amp; Monitoring Endpoint (GET /cache/stats):</w:t>
               <w:br/>
             </w:r>
             <w:r>
               <w:rPr>
                 <w:rFonts w:ascii="Times New Roman" w:hAnsi="Times New Roman"/>
-                <w:sz w:val="22"/>
+                <w:b w:val="0"/>
+                <w:sz w:val="21"/>
               </w:rPr>
               <w:t>Exposed a monitoring endpoint GET /cache/stats that returns live cache statistics including hits, misses, hit ratio percentage, active keys, write count, and invalidation count. Also provided POST /cache/clear to flush cache entries on demand.</w:t>
             </w:r>
           </w:p>
           <w:p>
             <w:pPr>
-              <w:jc w:val="both"/>
+              <w:keepLines/>
+              <w:spacing w:line="276" w:lineRule="auto" w:before="120" w:after="120"/>
+              <w:jc w:val="left"/>
             </w:pPr>
+            <w:r/>
             <w:r>
               <w:rPr>
                 <w:rFonts w:ascii="Times New Roman" w:hAnsi="Times New Roman"/>
                 <w:b/>
                 <w:sz w:val="22"/>
               </w:rPr>
-              <w:br/>
               <w:t>6. Supplementary Problem 3 - TTL Trade-Offs &amp; Scaling Reasoning:</w:t>
               <w:br/>
             </w:r>
             <w:r>
               <w:rPr>
                 <w:rFonts w:ascii="Times New Roman" w:hAnsi="Times New Roman"/>
-                <w:sz w:val="22"/>
+                <w:b w:val="0"/>
+                <w:sz w:val="21"/>
               </w:rPr>
               <w:t>Analyzed TTL length trade-offs: shorter TTLs (10s) prevent stale data but decrease cache hit probability; longer TTLs (300s+) maximize throughput but increase staleness risk if database records are modified externally. Documented that node-cache is process-local and non-distributed; in horizontal multi-instance deployments, a shared Redis or Memcached instance would be required.</w:t>
             </w:r>
           </w:p>
           <w:p>
             <w:pPr>
-              <w:jc w:val="both"/>
+              <w:keepLines/>
+              <w:spacing w:line="276" w:lineRule="auto" w:before="120" w:after="120"/>
+              <w:jc w:val="left"/>
             </w:pPr>
+            <w:r/>
             <w:r>
               <w:rPr>
                 <w:rFonts w:ascii="Times New Roman" w:hAnsi="Times New Roman"/>
                 <w:b/>
                 <w:sz w:val="22"/>
               </w:rPr>
-              <w:br/>
               <w:t>7. Empirical Response Time Benchmark Results (3 Samples Per Case):</w:t>
               <w:br/>
             </w:r>
             <w:r>
               <w:rPr>
                 <w:rFonts w:ascii="Times New Roman" w:hAnsi="Times New Roman"/>
-                <w:sz w:val="22"/>
-              </w:rPr>
-              <w:t>Conducted empirical response time measurements comparing uncached (MongoDB Atlas) against cached (node-cache):</w:t>
-              <w:br/>
-              <w:t>• Sample 1: Uncached: 121ms | Cached: 12ms (10.1x speedup)</w:t>
-              <w:br/>
-              <w:t>• Sample 2: Uncached: 185ms | Cached: 8ms (23.1x speedup)</w:t>
-              <w:br/>
-              <w:t>• Sample 3: Uncached: 240ms | Cached: 6ms (40.0x speedup)</w:t>
-              <w:br/>
-              <w:t>• Average Uncached Latency: 182.0ms</w:t>
-              <w:br/>
-              <w:t>• Average Cached Latency: 8.7ms</w:t>
-              <w:br/>
-              <w:t>• Overall Throughput Gain: ~20.9x faster response time via in-memory caching.</w:t>
+                <w:b w:val="0"/>
+                <w:sz w:val="21"/>
+              </w:rPr>
+              <w:t>Conducted empirical response time measurements comparing uncached (MongoDB Atlas) against cached (node-cache): • Sample 1: Uncached: 121ms | Cached: 12ms (10.1x speedup) • Sample 2: Uncached: 185ms | Cached: 8ms (23.1x speedup) • Sample 3: Uncached: 240ms | Cached: 6ms (40.0x speedup) • Average Uncached Latency: 182.0ms • Average Cached Latency: 8.7ms • Overall Throughput Gain: ~20.9x faster response time via in-memory caching.</w:t>
             </w:r>
           </w:p>
           <w:p>
             <w:pPr>
+              <w:keepNext/>
+              <w:spacing w:before="160" w:after="40"/>
               <w:jc w:val="left"/>
             </w:pPr>
+            <w:r/>
             <w:r>
               <w:rPr>
                 <w:rFonts w:ascii="Times New Roman" w:hAnsi="Times New Roman"/>
                 <w:b/>
                 <w:sz w:val="22"/>
               </w:rPr>
-              <w:br/>
               <w:t>node-cache Verification &amp; Latency Benchmark Output Log:</w:t>
-              <w:br/>
             </w:r>
           </w:p>
           <w:p>
             <w:pPr>
+              <w:spacing w:before="0" w:after="30" w:line="240" w:lineRule="auto"/>
               <w:jc w:val="left"/>
             </w:pPr>
             <w:r>
               <w:rPr>
                 <w:rFonts w:ascii="Consolas" w:hAnsi="Consolas"/>
-                <w:sz w:val="17"/>
+                <w:sz w:val="18"/>
               </w:rPr>
               <w:t>===============================================================</w:t>
               <w:br/>
@@ -3577,50 +3671,55 @@
     </w:pPr>
     <w:r>
       <w:rPr>
-        <w:rFonts w:ascii="Cambria" w:hAnsi="Cambria" w:eastAsia="Cambria" w:cs="Cambria"/>
+        <w:rFonts w:ascii="Times New Roman" w:hAnsi="Times New Roman" w:eastAsia="Cambria" w:cs="Cambria"/>
       </w:rPr>
       <w:t>Department of Computer Science and Engineering, CSPIT</w:t>
     </w:r>
     <w:r>
       <w:rPr>
-        <w:rFonts w:ascii="Cambria" w:hAnsi="Cambria" w:eastAsia="Cambria" w:cs="Cambria"/>
+        <w:rFonts w:ascii="Times New Roman" w:hAnsi="Times New Roman" w:eastAsia="Cambria" w:cs="Cambria"/>
         <w:color w:val="000000"/>
       </w:rPr>
       <w:tab/>
     </w:r>
     <w:r>
       <w:rPr>
-        <w:rFonts w:ascii="Cambria" w:hAnsi="Cambria" w:eastAsia="Cambria" w:cs="Cambria"/>
+        <w:rFonts w:ascii="Times New Roman" w:hAnsi="Times New Roman" w:eastAsia="Cambria" w:cs="Cambria"/>
         <w:color w:val="000000"/>
       </w:rPr>
       <w:t xml:space="preserve">Page </w:t>
     </w:r>
     <w:r>
       <w:rPr>
+        <w:rFonts w:ascii="Times New Roman" w:hAnsi="Times New Roman"/>
         <w:color w:val="000000"/>
       </w:rPr>
       <w:fldChar w:fldCharType="begin"/>
     </w:r>
     <w:r>
       <w:rPr>
+        <w:rFonts w:ascii="Times New Roman" w:hAnsi="Times New Roman"/>
         <w:color w:val="000000"/>
       </w:rPr>
       <w:instrText xml:space="preserve">PAGE</w:instrText>
     </w:r>
     <w:r>
       <w:rPr>
+        <w:rFonts w:ascii="Times New Roman" w:hAnsi="Times New Roman"/>
         <w:color w:val="000000"/>
       </w:rPr>
       <w:fldChar w:fldCharType="separate"/>
     </w:r>
     <w:r>
       <w:rPr>
+        <w:rFonts w:ascii="Times New Roman" w:hAnsi="Times New Roman"/>
         <w:color w:val="000000"/>
       </w:rPr>
       <w:t>1</w:t>
     </w:r>
     <w:r>
       <w:rPr>
+        <w:rFonts w:ascii="Times New Roman" w:hAnsi="Times New Roman"/>
         <w:color w:val="000000"/>
       </w:rPr>
       <w:fldChar w:fldCharType="end"/>
@@ -3746,7 +3845,7 @@
     </w:pPr>
     <w:r>
       <w:rPr>
-        <w:rFonts w:ascii="Cambria" w:hAnsi="Cambria" w:eastAsia="Cambria" w:cs="Cambria"/>
+        <w:rFonts w:ascii="Times New Roman" w:hAnsi="Times New Roman" w:eastAsia="Cambria" w:cs="Cambria"/>
         <w:b/>
         <w:sz w:val="18"/>
         <w:szCs w:val="18"/>
@@ -3758,7 +3857,7 @@
     </w:r>
     <w:r>
       <w:rPr>
-        <w:rFonts w:ascii="Cambria" w:hAnsi="Cambria" w:eastAsia="Cambria" w:cs="Cambria"/>
+        <w:rFonts w:ascii="Times New Roman" w:hAnsi="Times New Roman" w:eastAsia="Cambria" w:cs="Cambria"/>
         <w:b/>
         <w:color w:val="000000"/>
         <w:sz w:val="18"/>
@@ -3775,34 +3874,34 @@
     </w:r>
     <w:r>
       <w:rPr>
-        <w:rFonts w:ascii="Cambria" w:hAnsi="Cambria" w:eastAsia="Cambria" w:cs="Cambria"/>
+        <w:rFonts w:ascii="Times New Roman" w:hAnsi="Times New Roman" w:eastAsia="Cambria" w:cs="Cambria"/>
         <w:b/>
         <w:color w:val="000000"/>
       </w:rPr>
     </w:r>
     <w:r>
       <w:rPr>
-        <w:rFonts w:ascii="Cambria" w:hAnsi="Cambria" w:eastAsia="Cambria" w:cs="Cambria"/>
+        <w:rFonts w:ascii="Times New Roman" w:hAnsi="Times New Roman" w:eastAsia="Cambria" w:cs="Cambria"/>
         <w:b/>
         <w:color w:val="000000"/>
       </w:rPr>
     </w:r>
     <w:r>
       <w:rPr>
-        <w:rFonts w:ascii="Cambria" w:hAnsi="Cambria" w:eastAsia="Cambria" w:cs="Cambria"/>
+        <w:rFonts w:ascii="Times New Roman" w:hAnsi="Times New Roman" w:eastAsia="Cambria" w:cs="Cambria"/>
         <w:b/>
         <w:color w:val="000000"/>
       </w:rPr>
     </w:r>
     <w:r>
       <w:rPr>
-        <w:rFonts w:ascii="Cambria" w:hAnsi="Cambria" w:eastAsia="Cambria" w:cs="Cambria"/>
+        <w:rFonts w:ascii="Times New Roman" w:hAnsi="Times New Roman" w:eastAsia="Cambria" w:cs="Cambria"/>
         <w:b/>
       </w:rPr>
     </w:r>
     <w:r>
       <w:rPr>
-        <w:rFonts w:hint="default" w:ascii="Cambria" w:hAnsi="Cambria" w:eastAsia="Cambria" w:cs="Cambria"/>
+        <w:rFonts w:hint="default" w:ascii="Times New Roman" w:hAnsi="Times New Roman" w:eastAsia="Cambria" w:cs="Cambria"/>
         <w:b/>
         <w:lang w:val="en-IN"/>
       </w:rPr>
